--- a/templates/sale/بيان_الضرائب.docx
+++ b/templates/sale/بيان_الضرائب.docx
@@ -16,6 +16,8 @@
           <w:lang w:bidi="ar-EG"/>
         </w:rPr>
       </w:pPr>
+      <w:bookmarkStart w:id="0" w:name="_GoBack"/>
+      <w:bookmarkEnd w:id="0"/>
       <w:r>
         <w:rPr>
           <w:rFonts w:ascii="Arial" w:hAnsi="Arial" w:cs="PT Bold Heading" w:hint="cs"/>
@@ -388,7 +390,7 @@
       <w:tr>
         <w:trPr>
           <w:cantSplit/>
-          <w:trHeight w:val="4329"/>
+          <w:trHeight w:val="4959"/>
         </w:trPr>
         <w:tc>
           <w:tcPr>
@@ -819,7 +821,56 @@
                 <w:rtl/>
                 <w:lang w:bidi="ar-EG"/>
               </w:rPr>
-              <w:t>}}س و {{</w:t>
+              <w:t>}}</w:t>
+            </w:r>
+            <w:r>
+              <w:rPr>
+                <w:rFonts w:cs="Arial"/>
+                <w:b/>
+                <w:bCs/>
+                <w:sz w:val="26"/>
+                <w:szCs w:val="26"/>
+                <w:vertAlign w:val="superscript"/>
+                <w:rtl/>
+                <w:lang w:bidi="ar-EG"/>
+              </w:rPr>
+              <w:t>س</w:t>
+            </w:r>
+            <w:r>
+              <w:rPr>
+                <w:rFonts w:cs="Arial"/>
+                <w:b/>
+                <w:bCs/>
+                <w:sz w:val="26"/>
+                <w:szCs w:val="26"/>
+                <w:rtl/>
+                <w:lang w:bidi="ar-EG"/>
+              </w:rPr>
+              <w:t xml:space="preserve"> </w:t>
+            </w:r>
+            <w:r>
+              <w:rPr>
+                <w:rFonts w:cs="Arial" w:hint="cs"/>
+                <w:b/>
+                <w:bCs/>
+                <w:sz w:val="26"/>
+                <w:szCs w:val="26"/>
+                <w:rtl/>
+                <w:lang w:bidi="ar-EG"/>
+              </w:rPr>
+              <w:t xml:space="preserve">  </w:t>
+            </w:r>
+            <w:r>
+              <w:rPr>
+                <w:rFonts w:cs="Arial"/>
+                <w:b/>
+                <w:bCs/>
+                <w:sz w:val="26"/>
+                <w:szCs w:val="26"/>
+                <w:rtl/>
+                <w:lang w:bidi="ar-EG"/>
+              </w:rPr>
+              <w:t xml:space="preserve"> {{</w:t>
             </w:r>
             <w:proofErr w:type="spellStart"/>
             <w:r>
@@ -844,7 +895,56 @@
                 <w:rtl/>
                 <w:lang w:bidi="ar-EG"/>
               </w:rPr>
-              <w:t>}}ط و {{</w:t>
+              <w:t>}}</w:t>
+            </w:r>
+            <w:r>
+              <w:rPr>
+                <w:rFonts w:cs="Arial"/>
+                <w:b/>
+                <w:bCs/>
+                <w:sz w:val="26"/>
+                <w:szCs w:val="26"/>
+                <w:vertAlign w:val="superscript"/>
+                <w:rtl/>
+                <w:lang w:bidi="ar-EG"/>
+              </w:rPr>
+              <w:t>ط</w:t>
+            </w:r>
+            <w:r>
+              <w:rPr>
+                <w:rFonts w:cs="Arial"/>
+                <w:b/>
+                <w:bCs/>
+                <w:sz w:val="26"/>
+                <w:szCs w:val="26"/>
+                <w:rtl/>
+                <w:lang w:bidi="ar-EG"/>
+              </w:rPr>
+              <w:t xml:space="preserve"> </w:t>
+            </w:r>
+            <w:r>
+              <w:rPr>
+                <w:rFonts w:cs="Arial" w:hint="cs"/>
+                <w:b/>
+                <w:bCs/>
+                <w:sz w:val="26"/>
+                <w:szCs w:val="26"/>
+                <w:rtl/>
+                <w:lang w:bidi="ar-EG"/>
+              </w:rPr>
+              <w:t xml:space="preserve"> </w:t>
+            </w:r>
+            <w:r>
+              <w:rPr>
+                <w:rFonts w:cs="Arial"/>
+                <w:b/>
+                <w:bCs/>
+                <w:sz w:val="26"/>
+                <w:szCs w:val="26"/>
+                <w:rtl/>
+                <w:lang w:bidi="ar-EG"/>
+              </w:rPr>
+              <w:t xml:space="preserve"> {{</w:t>
             </w:r>
             <w:proofErr w:type="spellStart"/>
             <w:r>
@@ -869,7 +969,32 @@
                 <w:rtl/>
                 <w:lang w:bidi="ar-EG"/>
               </w:rPr>
-              <w:t>}}ف بحوض {{</w:t>
+              <w:t>}}</w:t>
+            </w:r>
+            <w:r>
+              <w:rPr>
+                <w:rFonts w:cs="Arial"/>
+                <w:b/>
+                <w:bCs/>
+                <w:sz w:val="26"/>
+                <w:szCs w:val="26"/>
+                <w:vertAlign w:val="superscript"/>
+                <w:rtl/>
+                <w:lang w:bidi="ar-EG"/>
+              </w:rPr>
+              <w:t>ف</w:t>
+            </w:r>
+            <w:r>
+              <w:rPr>
+                <w:rFonts w:cs="Arial"/>
+                <w:b/>
+                <w:bCs/>
+                <w:sz w:val="26"/>
+                <w:szCs w:val="26"/>
+                <w:rtl/>
+                <w:lang w:bidi="ar-EG"/>
+              </w:rPr>
+              <w:t xml:space="preserve"> بحوض {{</w:t>
             </w:r>
             <w:r>
               <w:rPr>
@@ -918,21 +1043,7 @@
                 <w:rtl/>
                 <w:lang w:bidi="ar-EG"/>
               </w:rPr>
-              <w:t>الحد البحري: {</w:t>
-            </w:r>
-            <w:bookmarkStart w:id="0" w:name="_GoBack"/>
-            <w:bookmarkEnd w:id="0"/>
-            <w:r>
-              <w:rPr>
-                <w:rFonts w:cs="Arial"/>
-                <w:b/>
-                <w:bCs/>
-                <w:sz w:val="26"/>
-                <w:szCs w:val="26"/>
-                <w:rtl/>
-                <w:lang w:bidi="ar-EG"/>
-              </w:rPr>
-              <w:t>{</w:t>
+              <w:t>الحد البحري: {{</w:t>
             </w:r>
             <w:proofErr w:type="spellStart"/>
             <w:r>
@@ -1109,28 +1220,6 @@
                 <w:lang w:bidi="ar-EG"/>
               </w:rPr>
               <w:t>}}</w:t>
-            </w:r>
-          </w:p>
-          <w:p>
-            <w:pPr>
-              <w:jc w:val="lowKashida"/>
-              <w:rPr>
-                <w:rFonts w:cs="Arial"/>
-                <w:sz w:val="26"/>
-                <w:szCs w:val="26"/>
-                <w:rtl/>
-                <w:lang w:bidi="ar-EG"/>
-              </w:rPr>
-            </w:pPr>
-            <w:r>
-              <w:rPr>
-                <w:rFonts w:cs="Arial"/>
-                <w:sz w:val="26"/>
-                <w:szCs w:val="26"/>
-                <w:rtl/>
-                <w:lang w:bidi="ar-EG"/>
-              </w:rPr>
-              <w:t>ــــــــــــــــــــــــــــــــــــــــ</w:t>
             </w:r>
           </w:p>
           <w:p>
@@ -1327,7 +1416,7 @@
                 <w:szCs w:val="30"/>
                 <w:rtl/>
               </w:rPr>
-              <w:t>{{ تاريخ_العقد }}</w:t>
+              <w:t>{{تاريخ_العقد_رقمي}}</w:t>
             </w:r>
           </w:p>
         </w:tc>
